--- a/KHBD_Tin_học/Lớp_2/Tuần_23/KHBD_Tin_hoc_Lớp_2_Tiet22_Thiet_ke_nhan_vat.docx
+++ b/KHBD_Tin_học/Lớp_2/Tuần_23/KHBD_Tin_hoc_Lớp_2_Tiet22_Thiet_ke_nhan_vat.docx
@@ -392,18 +392,29 @@
     </w:p>
     <w:p>
       <w:pPr>
-        <w:spacing w:line="319" w:lineRule="auto" w:after="60" w:before="0"/>
-        <w:ind w:firstLine="0" w:left="850"/>
+        <w:spacing w:line="276" w:lineRule="auto" w:after="0" w:before="0"/>
+        <w:ind w:left="850" w:firstLine="0"/>
         <w:jc w:val="both"/>
       </w:pPr>
       <w:r>
         <w:rPr>
-          <w:rFonts w:ascii="Times New Roman" w:hAnsi="Times New Roman" w:eastAsia="Times New Roman"/>
-          <w:b w:val="0"/>
-          <w:i w:val="0"/>
+          <w:rFonts w:ascii="Times New Roman" w:hAnsi="Times New Roman" w:cs="Times New Roman"/>
           <w:sz w:val="26"/>
         </w:rPr>
-        <w:t>- Miền V. Giải quyết vấn đề (thành tố 5.3. Sử dụng sáng tạo công nghệ số – Bậc 1): Sử dụng công cụ số để giải quyết vấn đề đơn giản trong bài học. (Đạt được thông qua Hoạt động 2, Hoạt động 3)</w:t>
+        <w:t>- 3.1.CB1a: Xác định được các cách tạo và chỉnh sửa nội dung đơn giản ở các định dạng đơn giản. (Sáng tạo và phát triển các sản phẩm đa phương tiện bằng phần mềm số). (Đạt được thông qua Hoạt động 2, Hoạt động 3)</w:t>
+      </w:r>
+    </w:p>
+    <w:p>
+      <w:pPr>
+        <w:spacing w:after="0" w:line="276" w:lineRule="auto"/>
+        <w:ind w:left="850" w:firstLine="0"/>
+      </w:pPr>
+      <w:r>
+        <w:rPr>
+          <w:rFonts w:ascii="Times New Roman" w:hAnsi="Times New Roman" w:cs="Times New Roman"/>
+          <w:sz w:val="26"/>
+        </w:rPr>
+        <w:t>- 5.3.CB1a: Xác định được các công cụ và công nghệ số đơn giản có thể được sử dụng để tạo ra kiến thức và đổi mới quy trình như sản phẩm. (Sử dụng sáng tạo các công cụ đồ họa và hiệu ứng để thể hiện ý tưởng). (Đạt được thông qua Hoạt động 4)</w:t>
       </w:r>
     </w:p>
     <w:p>
